--- a/documentação/Requisitos/UC21 -AREA DE TRABALHO - CLINICA.docx
+++ b/documentação/Requisitos/UC21 -AREA DE TRABALHO - CLINICA.docx
@@ -2465,15 +2465,7 @@
           <w:rFonts w:ascii="Segoe UI" w:eastAsiaTheme="majorEastAsia" w:hAnsi="Segoe UI" w:cs="Segoe UI"/>
           <w:color w:val="404040"/>
         </w:rPr>
-        <w:t>consultas do</w:t>
-      </w:r>
-      <w:r>
-        <w:rPr>
-          <w:rStyle w:val="Forte"/>
-          <w:rFonts w:ascii="Segoe UI" w:eastAsiaTheme="majorEastAsia" w:hAnsi="Segoe UI" w:cs="Segoe UI"/>
-          <w:color w:val="404040"/>
-        </w:rPr>
-        <w:t xml:space="preserve"> </w:t>
+        <w:t xml:space="preserve">consultas do </w:t>
       </w:r>
       <w:r>
         <w:rPr>
@@ -2489,29 +2481,14 @@
           <w:rFonts w:ascii="Segoe UI" w:eastAsiaTheme="majorEastAsia" w:hAnsi="Segoe UI" w:cs="Segoe UI"/>
           <w:color w:val="404040"/>
         </w:rPr>
-        <w:t xml:space="preserve"> </w:t>
-      </w:r>
-      <w:r>
-        <w:rPr>
-          <w:rStyle w:val="Forte"/>
-          <w:rFonts w:ascii="Segoe UI" w:eastAsiaTheme="majorEastAsia" w:hAnsi="Segoe UI" w:cs="Segoe UI"/>
-          <w:color w:val="404040"/>
-        </w:rPr>
-        <w:t>mês</w:t>
+        <w:t xml:space="preserve"> mês</w:t>
       </w:r>
       <w:r>
         <w:rPr>
           <w:rFonts w:ascii="Segoe UI" w:hAnsi="Segoe UI" w:cs="Segoe UI"/>
           <w:color w:val="404040"/>
         </w:rPr>
-        <w:t>,</w:t>
-      </w:r>
-      <w:r>
-        <w:rPr>
-          <w:rFonts w:ascii="Segoe UI" w:hAnsi="Segoe UI" w:cs="Segoe UI"/>
-          <w:color w:val="404040"/>
-        </w:rPr>
-        <w:t xml:space="preserve"> de todos os especialistas associados a </w:t>
+        <w:t xml:space="preserve">, de todos os especialistas associados a </w:t>
       </w:r>
       <w:r>
         <w:rPr>
@@ -2667,21 +2644,7 @@
           <w:rFonts w:ascii="Segoe UI" w:hAnsi="Segoe UI" w:cs="Segoe UI"/>
           <w:color w:val="404040"/>
         </w:rPr>
-        <w:t> →</w:t>
-      </w:r>
-      <w:r>
-        <w:rPr>
-          <w:rFonts w:ascii="Segoe UI" w:hAnsi="Segoe UI" w:cs="Segoe UI"/>
-          <w:color w:val="404040"/>
-        </w:rPr>
-        <w:t xml:space="preserve"> </w:t>
-      </w:r>
-      <w:r>
-        <w:rPr>
-          <w:rFonts w:ascii="Segoe UI" w:hAnsi="Segoe UI" w:cs="Segoe UI"/>
-          <w:color w:val="404040"/>
-        </w:rPr>
-        <w:t>Aciona </w:t>
+        <w:t> → Aciona </w:t>
       </w:r>
       <w:r>
         <w:rPr>
@@ -2759,15 +2722,7 @@
           <w:rFonts w:ascii="Segoe UI" w:eastAsiaTheme="majorEastAsia" w:hAnsi="Segoe UI" w:cs="Segoe UI"/>
           <w:color w:val="404040"/>
         </w:rPr>
-        <w:t xml:space="preserve">UC-24 Marcar Consultas - </w:t>
-      </w:r>
-      <w:r>
-        <w:rPr>
-          <w:rStyle w:val="Forte"/>
-          <w:rFonts w:ascii="Segoe UI" w:eastAsiaTheme="majorEastAsia" w:hAnsi="Segoe UI" w:cs="Segoe UI"/>
-          <w:color w:val="404040"/>
-        </w:rPr>
-        <w:t>Clínica</w:t>
+        <w:t>UC-24 Marcar Consultas - Clínica</w:t>
       </w:r>
       <w:r>
         <w:rPr>
@@ -2960,7 +2915,7 @@
           <w:rFonts w:ascii="Segoe UI" w:eastAsiaTheme="majorEastAsia" w:hAnsi="Segoe UI" w:cs="Segoe UI"/>
           <w:color w:val="404040"/>
         </w:rPr>
-        <w:t>30</w:t>
+        <w:t>49</w:t>
       </w:r>
       <w:r>
         <w:rPr>

--- a/documentação/Requisitos/UC21 -AREA DE TRABALHO - CLINICA.docx
+++ b/documentação/Requisitos/UC21 -AREA DE TRABALHO - CLINICA.docx
@@ -1035,7 +1035,7 @@
             </w:rPr>
             <w:fldChar w:fldCharType="separate"/>
           </w:r>
-          <w:hyperlink w:anchor="_Toc201324611" w:history="1">
+          <w:hyperlink w:anchor="_Toc204852725" w:history="1">
             <w:r>
               <w:rPr>
                 <w:rStyle w:val="Hyperlink"/>
@@ -1051,7 +1051,7 @@
                 <w:noProof/>
                 <w:shd w:val="clear" w:color="auto" w:fill="FFFFFF"/>
               </w:rPr>
-              <w:t>Área de Trabalho do Especialista</w:t>
+              <w:t>Área de Trabalho da Clínica</w:t>
             </w:r>
             <w:r>
               <w:rPr>
@@ -1072,7 +1072,7 @@
                 <w:noProof/>
                 <w:webHidden/>
               </w:rPr>
-              <w:instrText xml:space="preserve"> PAGEREF _Toc201324611 \h </w:instrText>
+              <w:instrText xml:space="preserve"> PAGEREF _Toc204852725 \h </w:instrText>
             </w:r>
             <w:r>
               <w:rPr>
@@ -1120,7 +1120,7 @@
               <w:lang w:eastAsia="pt-BR"/>
             </w:rPr>
           </w:pPr>
-          <w:hyperlink w:anchor="_Toc201324612" w:history="1">
+          <w:hyperlink w:anchor="_Toc204852726" w:history="1">
             <w:r>
               <w:rPr>
                 <w:rStyle w:val="Hyperlink"/>
@@ -1148,7 +1148,7 @@
                 <w:noProof/>
                 <w:webHidden/>
               </w:rPr>
-              <w:instrText xml:space="preserve"> PAGEREF _Toc201324612 \h </w:instrText>
+              <w:instrText xml:space="preserve"> PAGEREF _Toc204852726 \h </w:instrText>
             </w:r>
             <w:r>
               <w:rPr>
@@ -1196,7 +1196,7 @@
               <w:lang w:eastAsia="pt-BR"/>
             </w:rPr>
           </w:pPr>
-          <w:hyperlink w:anchor="_Toc201324613" w:history="1">
+          <w:hyperlink w:anchor="_Toc204852727" w:history="1">
             <w:r>
               <w:rPr>
                 <w:rStyle w:val="Hyperlink"/>
@@ -1224,7 +1224,7 @@
                 <w:noProof/>
                 <w:webHidden/>
               </w:rPr>
-              <w:instrText xml:space="preserve"> PAGEREF _Toc201324613 \h </w:instrText>
+              <w:instrText xml:space="preserve"> PAGEREF _Toc204852727 \h </w:instrText>
             </w:r>
             <w:r>
               <w:rPr>
@@ -1272,7 +1272,7 @@
               <w:lang w:eastAsia="pt-BR"/>
             </w:rPr>
           </w:pPr>
-          <w:hyperlink w:anchor="_Toc201324614" w:history="1">
+          <w:hyperlink w:anchor="_Toc204852728" w:history="1">
             <w:r>
               <w:rPr>
                 <w:rStyle w:val="Hyperlink"/>
@@ -1300,7 +1300,7 @@
                 <w:noProof/>
                 <w:webHidden/>
               </w:rPr>
-              <w:instrText xml:space="preserve"> PAGEREF _Toc201324614 \h </w:instrText>
+              <w:instrText xml:space="preserve"> PAGEREF _Toc204852728 \h </w:instrText>
             </w:r>
             <w:r>
               <w:rPr>
@@ -1348,7 +1348,7 @@
               <w:lang w:eastAsia="pt-BR"/>
             </w:rPr>
           </w:pPr>
-          <w:hyperlink w:anchor="_Toc201324615" w:history="1">
+          <w:hyperlink w:anchor="_Toc204852729" w:history="1">
             <w:r>
               <w:rPr>
                 <w:rStyle w:val="Hyperlink"/>
@@ -1376,7 +1376,7 @@
                 <w:noProof/>
                 <w:webHidden/>
               </w:rPr>
-              <w:instrText xml:space="preserve"> PAGEREF _Toc201324615 \h </w:instrText>
+              <w:instrText xml:space="preserve"> PAGEREF _Toc204852729 \h </w:instrText>
             </w:r>
             <w:r>
               <w:rPr>
@@ -1424,7 +1424,7 @@
               <w:lang w:eastAsia="pt-BR"/>
             </w:rPr>
           </w:pPr>
-          <w:hyperlink w:anchor="_Toc201324616" w:history="1">
+          <w:hyperlink w:anchor="_Toc204852730" w:history="1">
             <w:r>
               <w:rPr>
                 <w:rStyle w:val="Hyperlink"/>
@@ -1452,7 +1452,7 @@
                 <w:noProof/>
                 <w:webHidden/>
               </w:rPr>
-              <w:instrText xml:space="preserve"> PAGEREF _Toc201324616 \h </w:instrText>
+              <w:instrText xml:space="preserve"> PAGEREF _Toc204852730 \h </w:instrText>
             </w:r>
             <w:r>
               <w:rPr>
@@ -1500,7 +1500,7 @@
               <w:lang w:eastAsia="pt-BR"/>
             </w:rPr>
           </w:pPr>
-          <w:hyperlink w:anchor="_Toc201324617" w:history="1">
+          <w:hyperlink w:anchor="_Toc204852731" w:history="1">
             <w:r>
               <w:rPr>
                 <w:rStyle w:val="Hyperlink"/>
@@ -1528,7 +1528,7 @@
                 <w:noProof/>
                 <w:webHidden/>
               </w:rPr>
-              <w:instrText xml:space="preserve"> PAGEREF _Toc201324617 \h </w:instrText>
+              <w:instrText xml:space="preserve"> PAGEREF _Toc204852731 \h </w:instrText>
             </w:r>
             <w:r>
               <w:rPr>
@@ -1576,7 +1576,7 @@
               <w:lang w:eastAsia="pt-BR"/>
             </w:rPr>
           </w:pPr>
-          <w:hyperlink w:anchor="_Toc201324618" w:history="1">
+          <w:hyperlink w:anchor="_Toc204852732" w:history="1">
             <w:r>
               <w:rPr>
                 <w:rStyle w:val="Hyperlink"/>
@@ -1604,7 +1604,7 @@
                 <w:noProof/>
                 <w:webHidden/>
               </w:rPr>
-              <w:instrText xml:space="preserve"> PAGEREF _Toc201324618 \h </w:instrText>
+              <w:instrText xml:space="preserve"> PAGEREF _Toc204852732 \h </w:instrText>
             </w:r>
             <w:r>
               <w:rPr>
@@ -1624,7 +1624,7 @@
                 <w:noProof/>
                 <w:webHidden/>
               </w:rPr>
-              <w:t>4</w:t>
+              <w:t>3</w:t>
             </w:r>
             <w:r>
               <w:rPr>
@@ -1772,6 +1772,60 @@
     </w:p>
     <w:p>
       <w:pPr>
+        <w:shd w:val="clear" w:color="auto" w:fill="FFFFFF"/>
+        <w:spacing w:after="206" w:line="240" w:lineRule="auto"/>
+        <w:outlineLvl w:val="0"/>
+        <w:rPr>
+          <w:rFonts w:ascii="Segoe UI" w:eastAsia="Times New Roman" w:hAnsi="Segoe UI" w:cs="Segoe UI"/>
+          <w:b/>
+          <w:bCs/>
+          <w:color w:val="404040"/>
+          <w:kern w:val="36"/>
+          <w:sz w:val="41"/>
+          <w:szCs w:val="41"/>
+          <w:lang w:eastAsia="pt-BR"/>
+          <w14:ligatures w14:val="none"/>
+        </w:rPr>
+      </w:pPr>
+    </w:p>
+    <w:p>
+      <w:pPr>
+        <w:shd w:val="clear" w:color="auto" w:fill="FFFFFF"/>
+        <w:spacing w:after="206" w:line="240" w:lineRule="auto"/>
+        <w:outlineLvl w:val="0"/>
+        <w:rPr>
+          <w:rFonts w:ascii="Segoe UI" w:eastAsia="Times New Roman" w:hAnsi="Segoe UI" w:cs="Segoe UI"/>
+          <w:b/>
+          <w:bCs/>
+          <w:color w:val="404040"/>
+          <w:kern w:val="36"/>
+          <w:sz w:val="41"/>
+          <w:szCs w:val="41"/>
+          <w:lang w:eastAsia="pt-BR"/>
+          <w14:ligatures w14:val="none"/>
+        </w:rPr>
+      </w:pPr>
+    </w:p>
+    <w:p>
+      <w:pPr>
+        <w:shd w:val="clear" w:color="auto" w:fill="FFFFFF"/>
+        <w:spacing w:after="206" w:line="240" w:lineRule="auto"/>
+        <w:outlineLvl w:val="0"/>
+        <w:rPr>
+          <w:rFonts w:ascii="Segoe UI" w:eastAsia="Times New Roman" w:hAnsi="Segoe UI" w:cs="Segoe UI"/>
+          <w:b/>
+          <w:bCs/>
+          <w:color w:val="404040"/>
+          <w:kern w:val="36"/>
+          <w:sz w:val="41"/>
+          <w:szCs w:val="41"/>
+          <w:lang w:eastAsia="pt-BR"/>
+          <w14:ligatures w14:val="none"/>
+        </w:rPr>
+      </w:pPr>
+    </w:p>
+    <w:p>
+      <w:pPr>
         <w:pStyle w:val="Ttulo1"/>
         <w:shd w:val="clear" w:color="auto" w:fill="FFFFFF"/>
         <w:spacing w:before="0" w:after="206"/>
@@ -1782,7 +1836,7 @@
           <w:szCs w:val="41"/>
         </w:rPr>
       </w:pPr>
-      <w:bookmarkStart w:id="0" w:name="_Toc201324611"/>
+      <w:bookmarkStart w:id="0" w:name="_Toc204852725"/>
       <w:r>
         <w:rPr>
           <w:rStyle w:val="Forte"/>
@@ -1791,6 +1845,7 @@
           <w:sz w:val="41"/>
           <w:szCs w:val="41"/>
         </w:rPr>
+        <w:lastRenderedPageBreak/>
         <w:t xml:space="preserve">Caso de Uso: </w:t>
       </w:r>
       <w:r>
@@ -1801,7 +1856,6 @@
         </w:rPr>
         <w:t xml:space="preserve">Área de Trabalho </w:t>
       </w:r>
-      <w:bookmarkEnd w:id="0"/>
       <w:r>
         <w:rPr>
           <w:rFonts w:ascii="Segoe UI" w:hAnsi="Segoe UI" w:cs="Segoe UI"/>
@@ -1810,6 +1864,7 @@
         </w:rPr>
         <w:t>da Clínica</w:t>
       </w:r>
+      <w:bookmarkEnd w:id="0"/>
     </w:p>
     <w:p>
       <w:pPr>
@@ -1825,7 +1880,7 @@
           <w:szCs w:val="34"/>
         </w:rPr>
       </w:pPr>
-      <w:bookmarkStart w:id="1" w:name="_Toc201324612"/>
+      <w:bookmarkStart w:id="1" w:name="_Toc204852726"/>
       <w:r>
         <w:rPr>
           <w:rStyle w:val="Forte"/>
@@ -1885,7 +1940,7 @@
           <w:szCs w:val="34"/>
         </w:rPr>
       </w:pPr>
-      <w:bookmarkStart w:id="2" w:name="_Toc201324613"/>
+      <w:bookmarkStart w:id="2" w:name="_Toc204852727"/>
       <w:r>
         <w:rPr>
           <w:rStyle w:val="Forte"/>
@@ -1896,7 +1951,6 @@
           <w:sz w:val="34"/>
           <w:szCs w:val="34"/>
         </w:rPr>
-        <w:lastRenderedPageBreak/>
         <w:t>2. Atores Envolvidos</w:t>
       </w:r>
       <w:bookmarkEnd w:id="2"/>
@@ -2018,7 +2072,7 @@
           <w:szCs w:val="34"/>
         </w:rPr>
       </w:pPr>
-      <w:bookmarkStart w:id="3" w:name="_Toc201324614"/>
+      <w:bookmarkStart w:id="3" w:name="_Toc204852728"/>
       <w:r>
         <w:rPr>
           <w:rStyle w:val="Forte"/>
@@ -2157,7 +2211,7 @@
           <w:szCs w:val="34"/>
         </w:rPr>
       </w:pPr>
-      <w:bookmarkStart w:id="4" w:name="_Toc201324615"/>
+      <w:bookmarkStart w:id="4" w:name="_Toc204852729"/>
       <w:r>
         <w:rPr>
           <w:rStyle w:val="Forte"/>
@@ -2559,6 +2613,7 @@
           <w:rFonts w:ascii="Segoe UI" w:hAnsi="Segoe UI" w:cs="Segoe UI"/>
           <w:color w:val="404040"/>
         </w:rPr>
+        <w:lastRenderedPageBreak/>
         <w:t>O sistema exibe um menu com as seguintes opções:</w:t>
       </w:r>
     </w:p>
@@ -2756,7 +2811,6 @@
           <w:rFonts w:ascii="Segoe UI" w:eastAsiaTheme="majorEastAsia" w:hAnsi="Segoe UI" w:cs="Segoe UI"/>
           <w:color w:val="404040"/>
         </w:rPr>
-        <w:lastRenderedPageBreak/>
         <w:t>Histórico de Consultas</w:t>
       </w:r>
       <w:r>
@@ -3248,7 +3302,7 @@
           <w:szCs w:val="34"/>
         </w:rPr>
       </w:pPr>
-      <w:bookmarkStart w:id="6" w:name="_Toc201324616"/>
+      <w:bookmarkStart w:id="6" w:name="_Toc204852730"/>
       <w:r>
         <w:rPr>
           <w:rStyle w:val="Forte"/>
@@ -3353,7 +3407,7 @@
           <w:szCs w:val="34"/>
         </w:rPr>
       </w:pPr>
-      <w:bookmarkStart w:id="7" w:name="_Toc201324617"/>
+      <w:bookmarkStart w:id="7" w:name="_Toc204852731"/>
       <w:r>
         <w:rPr>
           <w:rStyle w:val="Forte"/>
@@ -3428,7 +3482,7 @@
           <w:szCs w:val="34"/>
         </w:rPr>
       </w:pPr>
-      <w:bookmarkStart w:id="8" w:name="_Toc201324618"/>
+      <w:bookmarkStart w:id="8" w:name="_Toc204852732"/>
       <w:r>
         <w:rPr>
           <w:rStyle w:val="Forte"/>
@@ -3439,6 +3493,7 @@
           <w:sz w:val="34"/>
           <w:szCs w:val="34"/>
         </w:rPr>
+        <w:lastRenderedPageBreak/>
         <w:t>7. Regras de Negócio</w:t>
       </w:r>
       <w:bookmarkEnd w:id="8"/>
@@ -3745,7 +3800,6 @@
                 <w:sz w:val="23"/>
                 <w:szCs w:val="23"/>
               </w:rPr>
-              <w:lastRenderedPageBreak/>
               <w:t>RN</w:t>
             </w:r>
             <w:r>
